--- a/01_mega_project_1_underwriting_approval/sample_reports/SAMPLE_notebook_01_report.docx
+++ b/01_mega_project_1_underwriting_approval/sample_reports/SAMPLE_notebook_01_report.docx
@@ -49,7 +49,7 @@
         <w:pStyle w:val="ListBullet"/>
       </w:pPr>
       <w:r>
-        <w:t>Real holdout ROC-AUC: 0.5352 (95% bootstrap CI [0.4731, 0.5992]).</w:t>
+        <w:t>Real holdout ROC-AUC: 0.5695 (95% bootstrap CI [0.5083, 0.6296]).</w:t>
       </w:r>
     </w:p>
     <w:p>
@@ -57,7 +57,7 @@
         <w:pStyle w:val="ListBullet"/>
       </w:pPr>
       <w:r>
-        <w:t>Deployment readiness verdict: NOT RECOMMENDED FOR PRODUCTION YET — failed: auc_ci_lower_above_random (this is a separate, stricter statistical-robustness gate, distinct from the structural pipeline integrity checks reported elsewhere in this notebook's output; failing here does not indicate a code defect, and passing all integrity checks does not imply this gate passed -- expected and informational on small or noisy real/synthetic samples, see this problem's MODEL_CARD.md)</w:t>
+        <w:t>Deployment readiness verdict: RECOMMENDED FOR PRODUCTION</w:t>
       </w:r>
     </w:p>
     <w:p>
@@ -65,7 +65,7 @@
         <w:pStyle w:val="ListBullet"/>
       </w:pPr>
       <w:r>
-        <w:t>Real holdout credit exposure captured by correctly-flagged high-risk applications: $740,368 (2.9% of all real defaulters in the holdout set).</w:t>
+        <w:t>Real holdout credit exposure captured by correctly-flagged high-risk applications: $742,500 (2.0% of all real defaulters in the holdout set).</w:t>
       </w:r>
     </w:p>
     <w:p>
@@ -99,7 +99,7 @@
           <w:color w:val="2A78D6"/>
           <w:sz w:val="25"/>
         </w:rPr>
-        <w:t>XGBoost does not yet meet the deployment-readiness bar</w:t>
+        <w:t>XGBoost meets the deployment-readiness bar</w:t>
       </w:r>
     </w:p>
     <w:p>
@@ -114,7 +114,7 @@
         <w:t xml:space="preserve">Specific: </w:t>
       </w:r>
       <w:r>
-        <w:t>Holdout ROC-AUC 0.5352 with a 95% bootstrap CI of [0.4731, 0.5992]; deployment checks 2/3 PASS.</w:t>
+        <w:t>Holdout ROC-AUC 0.5695 with a 95% bootstrap CI of [0.5083, 0.6296]; deployment checks 3/3 PASS.</w:t>
       </w:r>
     </w:p>
     <w:p>
@@ -129,7 +129,7 @@
         <w:t xml:space="preserve">Measurable: </w:t>
       </w:r>
       <w:r>
-        <w:t>Calibration gap 0.0749 vs. &lt;0.1 threshold; split-half PSI 0.0258 vs. &lt;0.1 threshold.</w:t>
+        <w:t>Calibration gap 0.0630 vs. &lt;0.1 threshold; split-half PSI 0.0268 vs. &lt;0.1 threshold.</w:t>
       </w:r>
     </w:p>
     <w:p>
@@ -144,7 +144,7 @@
         <w:t xml:space="preserve">Achievable: </w:t>
       </w:r>
       <w:r>
-        <w:t>Investigate the failing check(s) above before promoting to production; re-run this notebook after any fix to confirm.</w:t>
+        <w:t>No further tuning required this cycle.</w:t>
       </w:r>
     </w:p>
     <w:p>
@@ -372,7 +372,7 @@
         <w:t xml:space="preserve">Specific: </w:t>
       </w:r>
       <w:r>
-        <w:t>$1,810,661 of real holdout exposure is on applications the model flags as high-risk but that did not default (false positives).</w:t>
+        <w:t>$481,625 of real holdout exposure is on applications the model flags as high-risk but that did not default (false positives).</w:t>
       </w:r>
     </w:p>
     <w:p>
@@ -387,7 +387,7 @@
         <w:t xml:space="preserve">Measurable: </w:t>
       </w:r>
       <w:r>
-        <w:t>False-alarm exposure is 2.45x the real captured exposure — track this ratio on every run.</w:t>
+        <w:t>False-alarm exposure is 0.65x the real captured exposure — track this ratio on every run.</w:t>
       </w:r>
     </w:p>
     <w:p>
@@ -747,7 +747,7 @@
           </w:tcPr>
           <w:p>
             <w:r>
-              <w:t>0.5188</w:t>
+              <w:t>0.5169</w:t>
             </w:r>
           </w:p>
         </w:tc>
@@ -757,7 +757,7 @@
           </w:tcPr>
           <w:p>
             <w:r>
-              <w:t>1.12</w:t>
+              <w:t>1.07</w:t>
             </w:r>
           </w:p>
         </w:tc>
@@ -789,7 +789,7 @@
           </w:tcPr>
           <w:p>
             <w:r>
-              <w:t>0.5532</w:t>
+              <w:t>0.5425</w:t>
             </w:r>
           </w:p>
         </w:tc>
@@ -799,7 +799,7 @@
           </w:tcPr>
           <w:p>
             <w:r>
-              <w:t>0.52</w:t>
+              <w:t>0.73</w:t>
             </w:r>
           </w:p>
         </w:tc>
@@ -831,7 +831,7 @@
           </w:tcPr>
           <w:p>
             <w:r>
-              <w:t>0.5462</w:t>
+              <w:t>0.5270</w:t>
             </w:r>
           </w:p>
         </w:tc>
@@ -841,7 +841,7 @@
           </w:tcPr>
           <w:p>
             <w:r>
-              <w:t>1.31</w:t>
+              <w:t>1.76</w:t>
             </w:r>
           </w:p>
         </w:tc>
@@ -873,7 +873,7 @@
           </w:tcPr>
           <w:p>
             <w:r>
-              <w:t>0.5599</w:t>
+              <w:t>0.5802</w:t>
             </w:r>
           </w:p>
         </w:tc>
@@ -883,7 +883,7 @@
           </w:tcPr>
           <w:p>
             <w:r>
-              <w:t>0.32</w:t>
+              <w:t>0.41</w:t>
             </w:r>
           </w:p>
         </w:tc>
@@ -1021,7 +1021,7 @@
           </w:tcPr>
           <w:p>
             <w:r>
-              <w:t>0.5303</w:t>
+              <w:t>0.5540</w:t>
             </w:r>
           </w:p>
         </w:tc>
@@ -1031,7 +1031,7 @@
           </w:tcPr>
           <w:p>
             <w:r>
-              <w:t>0.0222</w:t>
+              <w:t>0.0099</w:t>
             </w:r>
           </w:p>
         </w:tc>
@@ -1053,7 +1053,7 @@
           </w:tcPr>
           <w:p>
             <w:r>
-              <w:t>0.5364</w:t>
+              <w:t>0.5571</w:t>
             </w:r>
           </w:p>
         </w:tc>
@@ -1063,7 +1063,7 @@
           </w:tcPr>
           <w:p>
             <w:r>
-              <w:t>0.0253</w:t>
+              <w:t>0.0141</w:t>
             </w:r>
           </w:p>
         </w:tc>
@@ -1118,7 +1118,7 @@
           <w:i/>
           <w:color w:val="595959"/>
         </w:rPr>
-        <w:t>XGBoost wins real 5-fold CV among the top-2 screened candidates with a mean ROC-AUC of 0.5364 (+/- 0.0253), 0.0062 ahead of the runner-up, LightGBM.</w:t>
+        <w:t>XGBoost wins real 5-fold CV among the top-2 screened candidates with a mean ROC-AUC of 0.5571 (+/- 0.0141), 0.0031 ahead of the runner-up, LightGBM.</w:t>
       </w:r>
     </w:p>
     <w:p>
@@ -1127,7 +1127,7 @@
           <w:i/>
           <w:color w:val="595959"/>
         </w:rPr>
-        <w:t>Of the 4 real candidates screened in Stage A, RandomForest scored weakest (0.5188 single-split AUC) and did not advance to the full 5-fold CV — this two-stage screen is what keeps this notebook to a real top-4/top-2 benchmark instead of committing every candidate to the full CV cost.</w:t>
+        <w:t>Of the 4 real candidates screened in Stage A, RandomForest scored weakest (0.5169 single-split AUC) and did not advance to the full 5-fold CV — this two-stage screen is what keeps this notebook to a real top-4/top-2 benchmark instead of committing every candidate to the full CV cost.</w:t>
       </w:r>
     </w:p>
     <w:p>
@@ -1136,7 +1136,7 @@
           <w:i/>
           <w:color w:val="595959"/>
         </w:rPr>
-        <w:t>On the true holdout set, XGBoost scores 0.5352 ROC-AUC (95% bootstrap CI [0.4731, 0.5992]), consistent with its CV performance.</w:t>
+        <w:t>On the true holdout set, XGBoost scores 0.5695 ROC-AUC (95% bootstrap CI [0.5083, 0.6296]), consistent with its CV performance.</w:t>
       </w:r>
     </w:p>
     <w:p>
@@ -1145,7 +1145,7 @@
           <w:i/>
           <w:color w:val="595959"/>
         </w:rPr>
-        <w:t>Deployment readiness verdict: NOT RECOMMENDED FOR PRODUCTION YET — failed: auc_ci_lower_above_random (this is a separate, stricter statistical-robustness gate, distinct from the structural pipeline integrity checks reported elsewhere in this notebook's output; failing here does not indicate a code defect, and passing all integrity checks does not imply this gate passed -- expected and informational on small or noisy real/synthetic samples, see this problem's MODEL_CARD.md).</w:t>
+        <w:t>Deployment readiness verdict: RECOMMENDED FOR PRODUCTION.</w:t>
       </w:r>
     </w:p>
     <w:p>
@@ -1244,7 +1244,7 @@
           </w:tcPr>
           <w:p>
             <w:r>
-              <w:t>0.5067559305453656</w:t>
+              <w:t>0.5364392271949132</w:t>
             </w:r>
           </w:p>
         </w:tc>
@@ -1276,7 +1276,7 @@
           </w:tcPr>
           <w:p>
             <w:r>
-              <w:t>0.5526259476644657</w:t>
+              <w:t>0.5499663731963805</w:t>
             </w:r>
           </w:p>
         </w:tc>
@@ -1308,7 +1308,7 @@
           </w:tcPr>
           <w:p>
             <w:r>
-              <w:t>0.5612007825874297</w:t>
+              <w:t>0.5584189288334557</w:t>
             </w:r>
           </w:p>
         </w:tc>
@@ -1340,7 +1340,7 @@
           </w:tcPr>
           <w:p>
             <w:r>
-              <w:t>0.517012105649303</w:t>
+              <w:t>0.5628362680361947</w:t>
             </w:r>
           </w:p>
         </w:tc>
@@ -1372,7 +1372,7 @@
           </w:tcPr>
           <w:p>
             <w:r>
-              <w:t>0.5137411347517731</w:t>
+              <w:t>0.5621790168745415</w:t>
             </w:r>
           </w:p>
         </w:tc>
@@ -1404,7 +1404,7 @@
           </w:tcPr>
           <w:p>
             <w:r>
-              <w:t>0.539939471753485</w:t>
+              <w:t>0.5515865737344094</w:t>
             </w:r>
           </w:p>
         </w:tc>
@@ -1436,7 +1436,7 @@
           </w:tcPr>
           <w:p>
             <w:r>
-              <w:t>0.5372034727317192</w:t>
+              <w:t>0.5434550012227928</w:t>
             </w:r>
           </w:p>
         </w:tc>
@@ -1468,7 +1468,7 @@
           </w:tcPr>
           <w:p>
             <w:r>
-              <w:t>0.5775097823428711</w:t>
+              <w:t>0.5831499144044998</w:t>
             </w:r>
           </w:p>
         </w:tc>
@@ -1500,7 +1500,7 @@
           </w:tcPr>
           <w:p>
             <w:r>
-              <w:t>0.5291177549523111</w:t>
+              <w:t>0.5598862802641232</w:t>
             </w:r>
           </w:p>
         </w:tc>
@@ -1532,7 +1532,7 @@
           </w:tcPr>
           <w:p>
             <w:r>
-              <w:t>0.4983950843727072</w:t>
+              <w:t>0.5471998043531425</w:t>
             </w:r>
           </w:p>
         </w:tc>
@@ -1644,7 +1644,7 @@
           </w:tcPr>
           <w:p>
             <w:r>
-              <w:t>0.5352</w:t>
+              <w:t>0.5695</w:t>
             </w:r>
           </w:p>
         </w:tc>
@@ -1666,7 +1666,7 @@
           </w:tcPr>
           <w:p>
             <w:r>
-              <w:t>0.3750</w:t>
+              <w:t>0.6667</w:t>
             </w:r>
           </w:p>
         </w:tc>
@@ -1688,7 +1688,7 @@
           </w:tcPr>
           <w:p>
             <w:r>
-              <w:t>0.0294</w:t>
+              <w:t>0.0196</w:t>
             </w:r>
           </w:p>
         </w:tc>
@@ -1710,7 +1710,7 @@
           </w:tcPr>
           <w:p>
             <w:r>
-              <w:t>0.0545</w:t>
+              <w:t>0.0381</w:t>
             </w:r>
           </w:p>
         </w:tc>
@@ -1732,7 +1732,7 @@
           </w:tcPr>
           <w:p>
             <w:r>
-              <w:t>0.1469</w:t>
+              <w:t>0.1456</w:t>
             </w:r>
           </w:p>
         </w:tc>
@@ -1751,7 +1751,7 @@
     </w:p>
     <w:p>
       <w:r>
-        <w:t>Computed on a real 300-row sample of the holdout set. Top 5 real drivers by mean |SHAP value|: [{'feature': 'EXT_SOURCE_2', 'mean_abs_shap': 0.2442999929189682}, {'feature': 'AGE_YEARS', 'mean_abs_shap': 0.16279999911785126}, {'feature': 'DAYS_LAST_PHONE_CHANGE', 'mean_abs_shap': 0.1282999962568283}, {'feature': 'BUREAU_AMT_CREDIT_SUM_TOTAL', 'mean_abs_shap': 0.12099999934434891}, {'feature': 'YEARS_EMPLOYED', 'mean_abs_shap': 0.1200999990105629}].</w:t>
+        <w:t>Computed on a real 300-row sample of the holdout set. Top 5 real drivers by mean |SHAP value|: [{'feature': 'EXT_SOURCE_2', 'mean_abs_shap': 0.24899999797344208}, {'feature': 'AGE_YEARS', 'mean_abs_shap': 0.15940000116825104}, {'feature': 'YEARS_EMPLOYED', 'mean_abs_shap': 0.1273999959230423}, {'feature': 'INSTAL_PCT_LATE', 'mean_abs_shap': 0.12520000338554382}, {'feature': 'BUREAU_DEBT_TO_CREDIT_RATIO', 'mean_abs_shap': 0.10649999976158142}].</w:t>
       </w:r>
     </w:p>
     <w:p>
@@ -1812,7 +1812,7 @@
           <w:i/>
           <w:color w:val="595959"/>
         </w:rPr>
-        <w:t>The single strongest real driver of predicted default probability is EXT_SOURCE_2 (mean |SHAP| = 0.2443), followed by AGE_YEARS (mean |SHAP| = 0.1628).</w:t>
+        <w:t>The single strongest real driver of predicted default probability is EXT_SOURCE_2 (mean |SHAP| = 0.2490), followed by AGE_YEARS (mean |SHAP| = 0.1594).</w:t>
       </w:r>
     </w:p>
     <w:p>
@@ -1915,6 +1915,38 @@
           </w:tcPr>
           <w:p>
             <w:r>
+              <w:t>EXT_SOURCE_2 &lt;= 0.24</w:t>
+            </w:r>
+          </w:p>
+        </w:tc>
+        <w:tc>
+          <w:tcPr>
+            <w:tcW w:type="dxa" w:w="2880"/>
+          </w:tcPr>
+          <w:p>
+            <w:r>
+              <w:t>0.0449</w:t>
+            </w:r>
+          </w:p>
+        </w:tc>
+      </w:tr>
+      <w:tr>
+        <w:tc>
+          <w:tcPr>
+            <w:tcW w:type="dxa" w:w="2880"/>
+          </w:tcPr>
+          <w:p>
+            <w:r>
+              <w:t>Most-confident correct default flag</w:t>
+            </w:r>
+          </w:p>
+        </w:tc>
+        <w:tc>
+          <w:tcPr>
+            <w:tcW w:type="dxa" w:w="2880"/>
+          </w:tcPr>
+          <w:p>
+            <w:r>
               <w:t>AGE_YEARS &gt; 57.80</w:t>
             </w:r>
           </w:p>
@@ -1925,7 +1957,7 @@
           </w:tcPr>
           <w:p>
             <w:r>
-              <w:t>0.0403</w:t>
+              <w:t>0.0407</w:t>
             </w:r>
           </w:p>
         </w:tc>
@@ -1957,7 +1989,7 @@
           </w:tcPr>
           <w:p>
             <w:r>
-              <w:t>0.0341</w:t>
+              <w:t>0.0323</w:t>
             </w:r>
           </w:p>
         </w:tc>
@@ -1979,7 +2011,7 @@
           </w:tcPr>
           <w:p>
             <w:r>
-              <w:t>0.24 &lt; EXT_SOURCE_2 &lt;= 0.49</w:t>
+              <w:t>INSTAL_PCT_LATE &lt;= 0.00</w:t>
             </w:r>
           </w:p>
         </w:tc>
@@ -1989,7 +2021,7 @@
           </w:tcPr>
           <w:p>
             <w:r>
-              <w:t>0.0338</w:t>
+              <w:t>0.0275</w:t>
             </w:r>
           </w:p>
         </w:tc>
@@ -2011,7 +2043,7 @@
           </w:tcPr>
           <w:p>
             <w:r>
-              <w:t>EXT_SOURCE_3 &lt;= 0.49</w:t>
+              <w:t>REGION_POPULATION_RELATIVE &lt;= 0.02</w:t>
             </w:r>
           </w:p>
         </w:tc>
@@ -2021,7 +2053,7 @@
           </w:tcPr>
           <w:p>
             <w:r>
-              <w:t>0.0274</w:t>
+              <w:t>0.0250</w:t>
             </w:r>
           </w:p>
         </w:tc>
@@ -2043,7 +2075,7 @@
           </w:tcPr>
           <w:p>
             <w:r>
-              <w:t>BUREAU_AMT_OVERDUE_TOTAL &lt;= 0.00</w:t>
+              <w:t>POS_MEAN_SK_DPD_DEF &gt; 0.00</w:t>
             </w:r>
           </w:p>
         </w:tc>
@@ -2053,7 +2085,7 @@
           </w:tcPr>
           <w:p>
             <w:r>
-              <w:t>0.0225</w:t>
+              <w:t>0.0229</w:t>
             </w:r>
           </w:p>
         </w:tc>
@@ -2075,7 +2107,7 @@
           </w:tcPr>
           <w:p>
             <w:r>
-              <w:t>CNT_CHILDREN &gt; 1.00</w:t>
+              <w:t>PREVAPP_MEAN_AMT_APPLICATION &gt; 150011.81</w:t>
             </w:r>
           </w:p>
         </w:tc>
@@ -2085,7 +2117,7 @@
           </w:tcPr>
           <w:p>
             <w:r>
-              <w:t>0.0218</w:t>
+              <w:t>-0.0198</w:t>
             </w:r>
           </w:p>
         </w:tc>
@@ -2107,7 +2139,7 @@
           </w:tcPr>
           <w:p>
             <w:r>
-              <w:t>OCCUPATION_TYPE=4</w:t>
+              <w:t>BUREAU_DEBT_TO_CREDIT_RATIO &lt;= 0.02</w:t>
             </w:r>
           </w:p>
         </w:tc>
@@ -2117,39 +2149,7 @@
           </w:tcPr>
           <w:p>
             <w:r>
-              <w:t>-0.0184</w:t>
-            </w:r>
-          </w:p>
-        </w:tc>
-      </w:tr>
-      <w:tr>
-        <w:tc>
-          <w:tcPr>
-            <w:tcW w:type="dxa" w:w="2880"/>
-          </w:tcPr>
-          <w:p>
-            <w:r>
-              <w:t>Most-confident correct default flag</w:t>
-            </w:r>
-          </w:p>
-        </w:tc>
-        <w:tc>
-          <w:tcPr>
-            <w:tcW w:type="dxa" w:w="2880"/>
-          </w:tcPr>
-          <w:p>
-            <w:r>
-              <w:t>0.09 &lt; BUREAU_DEBT_TO_CREDIT_RATIO &lt;= 0.27</w:t>
-            </w:r>
-          </w:p>
-        </w:tc>
-        <w:tc>
-          <w:tcPr>
-            <w:tcW w:type="dxa" w:w="2880"/>
-          </w:tcPr>
-          <w:p>
-            <w:r>
-              <w:t>0.0143</w:t>
+              <w:t>0.0178</w:t>
             </w:r>
           </w:p>
         </w:tc>
@@ -2171,7 +2171,7 @@
           </w:tcPr>
           <w:p>
             <w:r>
-              <w:t>BUREAU_DEBT_TO_CREDIT_RATIO &gt; 0.27</w:t>
+              <w:t>POS_MEAN_SK_DPD_DEF &lt;= 0.00</w:t>
             </w:r>
           </w:p>
         </w:tc>
@@ -2181,39 +2181,7 @@
           </w:tcPr>
           <w:p>
             <w:r>
-              <w:t>-0.0574</w:t>
-            </w:r>
-          </w:p>
-        </w:tc>
-      </w:tr>
-      <w:tr>
-        <w:tc>
-          <w:tcPr>
-            <w:tcW w:type="dxa" w:w="2880"/>
-          </w:tcPr>
-          <w:p>
-            <w:r>
-              <w:t>Most-confident correct non-default</w:t>
-            </w:r>
-          </w:p>
-        </w:tc>
-        <w:tc>
-          <w:tcPr>
-            <w:tcW w:type="dxa" w:w="2880"/>
-          </w:tcPr>
-          <w:p>
-            <w:r>
-              <w:t>AGE_YEARS &lt;= 32.24</w:t>
-            </w:r>
-          </w:p>
-        </w:tc>
-        <w:tc>
-          <w:tcPr>
-            <w:tcW w:type="dxa" w:w="2880"/>
-          </w:tcPr>
-          <w:p>
-            <w:r>
-              <w:t>-0.0384</w:t>
+              <w:t>-0.0247</w:t>
             </w:r>
           </w:p>
         </w:tc>
@@ -2245,7 +2213,7 @@
           </w:tcPr>
           <w:p>
             <w:r>
-              <w:t>-0.0322</w:t>
+              <w:t>-0.0243</w:t>
             </w:r>
           </w:p>
         </w:tc>
@@ -2267,7 +2235,7 @@
           </w:tcPr>
           <w:p>
             <w:r>
-              <w:t>DAYS_LAST_PHONE_CHANGE &lt;= -3040.50</w:t>
+              <w:t>INSTAL_CNT_PAYMENTS &gt; 32.00</w:t>
             </w:r>
           </w:p>
         </w:tc>
@@ -2277,7 +2245,7 @@
           </w:tcPr>
           <w:p>
             <w:r>
-              <w:t>0.0294</w:t>
+              <w:t>-0.0227</w:t>
             </w:r>
           </w:p>
         </w:tc>
@@ -2299,7 +2267,7 @@
           </w:tcPr>
           <w:p>
             <w:r>
-              <w:t>EXT_SOURCE_3 &lt;= 0.49</w:t>
+              <w:t>AMT_REQ_CREDIT_BUREAU_YEAR &gt; 7.00</w:t>
             </w:r>
           </w:p>
         </w:tc>
@@ -2309,7 +2277,7 @@
           </w:tcPr>
           <w:p>
             <w:r>
-              <w:t>0.0253</w:t>
+              <w:t>-0.0187</w:t>
             </w:r>
           </w:p>
         </w:tc>
@@ -2331,7 +2299,7 @@
           </w:tcPr>
           <w:p>
             <w:r>
-              <w:t>BUREAU_AMT_CREDIT_SUM_DEBT_TOTAL &gt; 46309.19</w:t>
+              <w:t>EXT_SOURCE_3 &gt; 0.49</w:t>
             </w:r>
           </w:p>
         </w:tc>
@@ -2341,7 +2309,7 @@
           </w:tcPr>
           <w:p>
             <w:r>
-              <w:t>-0.0248</w:t>
+              <w:t>-0.0184</w:t>
             </w:r>
           </w:p>
         </w:tc>
@@ -2363,7 +2331,7 @@
           </w:tcPr>
           <w:p>
             <w:r>
-              <w:t>BUREAU_CNT_CREDITS &gt; 3.00</w:t>
+              <w:t>-3040.50 &lt; DAYS_LAST_PHONE_CHANGE &lt;= -2036.00</w:t>
             </w:r>
           </w:p>
         </w:tc>
@@ -2373,7 +2341,7 @@
           </w:tcPr>
           <w:p>
             <w:r>
-              <w:t>0.0170</w:t>
+              <w:t>-0.0180</w:t>
             </w:r>
           </w:p>
         </w:tc>
@@ -2395,7 +2363,7 @@
           </w:tcPr>
           <w:p>
             <w:r>
-              <w:t>BUREAU_AMT_OVERDUE_TOTAL &lt;= 0.00</w:t>
+              <w:t>94563.57 &lt; PREVAPP_MEAN_AMT_APPLICATION &lt;= 150011.81</w:t>
             </w:r>
           </w:p>
         </w:tc>
@@ -2405,7 +2373,39 @@
           </w:tcPr>
           <w:p>
             <w:r>
-              <w:t>0.0168</w:t>
+              <w:t>-0.0166</w:t>
+            </w:r>
+          </w:p>
+        </w:tc>
+      </w:tr>
+      <w:tr>
+        <w:tc>
+          <w:tcPr>
+            <w:tcW w:type="dxa" w:w="2880"/>
+          </w:tcPr>
+          <w:p>
+            <w:r>
+              <w:t>Most-confident correct non-default</w:t>
+            </w:r>
+          </w:p>
+        </w:tc>
+        <w:tc>
+          <w:tcPr>
+            <w:tcW w:type="dxa" w:w="2880"/>
+          </w:tcPr>
+          <w:p>
+            <w:r>
+              <w:t>BUREAU_DEBT_TO_CREDIT_RATIO &lt;= 0.02</w:t>
+            </w:r>
+          </w:p>
+        </w:tc>
+        <w:tc>
+          <w:tcPr>
+            <w:tcW w:type="dxa" w:w="2880"/>
+          </w:tcPr>
+          <w:p>
+            <w:r>
+              <w:t>0.0158</w:t>
             </w:r>
           </w:p>
         </w:tc>
@@ -2427,7 +2427,7 @@
           </w:tcPr>
           <w:p>
             <w:r>
-              <w:t>EXT_SOURCE_2 &gt; 0.75</w:t>
+              <w:t>INSTAL_PCT_LATE &gt; 0.37</w:t>
             </w:r>
           </w:p>
         </w:tc>
@@ -2437,7 +2437,7 @@
           </w:tcPr>
           <w:p>
             <w:r>
-              <w:t>-0.0473</w:t>
+              <w:t>-0.0477</w:t>
             </w:r>
           </w:p>
         </w:tc>
@@ -2459,7 +2459,7 @@
           </w:tcPr>
           <w:p>
             <w:r>
-              <w:t>DAYS_LAST_PHONE_CHANGE &lt;= -3040.50</w:t>
+              <w:t>AGE_YEARS &gt; 57.80</w:t>
             </w:r>
           </w:p>
         </w:tc>
@@ -2469,7 +2469,7 @@
           </w:tcPr>
           <w:p>
             <w:r>
-              <w:t>0.0349</w:t>
+              <w:t>0.0394</w:t>
             </w:r>
           </w:p>
         </w:tc>
@@ -2491,7 +2491,7 @@
           </w:tcPr>
           <w:p>
             <w:r>
-              <w:t>REGION_POPULATION_RELATIVE &lt;= 0.02</w:t>
+              <w:t>0.24 &lt; EXT_SOURCE_2 &lt;= 0.49</w:t>
             </w:r>
           </w:p>
         </w:tc>
@@ -2501,7 +2501,39 @@
           </w:tcPr>
           <w:p>
             <w:r>
-              <w:t>0.0268</w:t>
+              <w:t>0.0278</w:t>
+            </w:r>
+          </w:p>
+        </w:tc>
+      </w:tr>
+      <w:tr>
+        <w:tc>
+          <w:tcPr>
+            <w:tcW w:type="dxa" w:w="2880"/>
+          </w:tcPr>
+          <w:p>
+            <w:r>
+              <w:t>A real misclassified application</w:t>
+            </w:r>
+          </w:p>
+        </w:tc>
+        <w:tc>
+          <w:tcPr>
+            <w:tcW w:type="dxa" w:w="2880"/>
+          </w:tcPr>
+          <w:p>
+            <w:r>
+              <w:t>POS_MEAN_SK_DPD_DEF &gt; 0.00</w:t>
+            </w:r>
+          </w:p>
+        </w:tc>
+        <w:tc>
+          <w:tcPr>
+            <w:tcW w:type="dxa" w:w="2880"/>
+          </w:tcPr>
+          <w:p>
+            <w:r>
+              <w:t>0.0276</w:t>
             </w:r>
           </w:p>
         </w:tc>
@@ -2533,7 +2565,7 @@
           </w:tcPr>
           <w:p>
             <w:r>
-              <w:t>0.0259</w:t>
+              <w:t>0.0248</w:t>
             </w:r>
           </w:p>
         </w:tc>
@@ -2555,7 +2587,7 @@
           </w:tcPr>
           <w:p>
             <w:r>
-              <w:t>AMT_ANNUITY &lt;= 12237.39</w:t>
+              <w:t>INSTAL_CNT_PAYMENTS &gt; 32.00</w:t>
             </w:r>
           </w:p>
         </w:tc>
@@ -2565,7 +2597,7 @@
           </w:tcPr>
           <w:p>
             <w:r>
-              <w:t>-0.0192</w:t>
+              <w:t>-0.0207</w:t>
             </w:r>
           </w:p>
         </w:tc>
@@ -2587,7 +2619,7 @@
           </w:tcPr>
           <w:p>
             <w:r>
-              <w:t>BUREAU_AMT_OVERDUE_TOTAL &lt;= 0.00</w:t>
+              <w:t>0.09 &lt; BUREAU_DEBT_TO_CREDIT_RATIO &lt;= 0.27</w:t>
             </w:r>
           </w:p>
         </w:tc>
@@ -2597,7 +2629,7 @@
           </w:tcPr>
           <w:p>
             <w:r>
-              <w:t>0.0182</w:t>
+              <w:t>0.0196</w:t>
             </w:r>
           </w:p>
         </w:tc>
@@ -2619,7 +2651,7 @@
           </w:tcPr>
           <w:p>
             <w:r>
-              <w:t>153215.47 &lt; BUREAU_AMT_CREDIT_SUM_TOTAL &lt;= 309332.65</w:t>
+              <w:t>94563.57 &lt; PREVAPP_MEAN_AMT_APPLICATION &lt;= 150011.81</w:t>
             </w:r>
           </w:p>
         </w:tc>
@@ -2629,39 +2661,7 @@
           </w:tcPr>
           <w:p>
             <w:r>
-              <w:t>-0.0176</w:t>
-            </w:r>
-          </w:p>
-        </w:tc>
-      </w:tr>
-      <w:tr>
-        <w:tc>
-          <w:tcPr>
-            <w:tcW w:type="dxa" w:w="2880"/>
-          </w:tcPr>
-          <w:p>
-            <w:r>
-              <w:t>A real misclassified application</w:t>
-            </w:r>
-          </w:p>
-        </w:tc>
-        <w:tc>
-          <w:tcPr>
-            <w:tcW w:type="dxa" w:w="2880"/>
-          </w:tcPr>
-          <w:p>
-            <w:r>
-              <w:t>NAME_HOUSING_TYPE=0</w:t>
-            </w:r>
-          </w:p>
-        </w:tc>
-        <w:tc>
-          <w:tcPr>
-            <w:tcW w:type="dxa" w:w="2880"/>
-          </w:tcPr>
-          <w:p>
-            <w:r>
-              <w:t>-0.0173</w:t>
+              <w:t>-0.0162</w:t>
             </w:r>
           </w:p>
         </w:tc>
@@ -2750,17 +2750,17 @@
     </w:p>
     <w:p>
       <w:r>
-        <w:t>Bootstrap 95% CI on holdout ROC-AUC (1000 resamples): [0.4731, 0.5992].</w:t>
+        <w:t>Bootstrap 95% CI on holdout ROC-AUC (1000 resamples): [0.5083, 0.6296].</w:t>
       </w:r>
     </w:p>
     <w:p>
       <w:r>
-        <w:t>Mean calibration gap across 10 score deciles: 0.0749 (threshold: &lt;0.1).</w:t>
+        <w:t>Mean calibration gap across 10 score deciles: 0.0630 (threshold: &lt;0.1).</w:t>
       </w:r>
     </w:p>
     <w:p>
       <w:r>
-        <w:t>Split-half PSI on holdout score distribution: 0.0258 (threshold: &lt;0.1).</w:t>
+        <w:t>Split-half PSI on holdout score distribution: 0.0268 (threshold: &lt;0.1).</w:t>
       </w:r>
     </w:p>
     <w:p>
@@ -2776,7 +2776,7 @@
           <w:i/>
           <w:color w:val="595959"/>
         </w:rPr>
-        <w:t>Mean calibration gap across 10 real score deciles is 0.0749 (ASSUMPTION threshold for 'acceptable': &lt;0.1), so the model is well-calibrated.</w:t>
+        <w:t>Mean calibration gap across 10 real score deciles is 0.0630 (ASSUMPTION threshold for 'acceptable': &lt;0.1), so the model is well-calibrated.</w:t>
       </w:r>
     </w:p>
     <w:p>
@@ -2785,7 +2785,7 @@
           <w:i/>
           <w:color w:val="595959"/>
         </w:rPr>
-        <w:t>Split-half PSI on the holdout score distribution is 0.0258 (ASSUMPTION threshold: &lt;0.1), indicating a stable score distribution.</w:t>
+        <w:t>Split-half PSI on the holdout score distribution is 0.0268 (ASSUMPTION threshold: &lt;0.1), indicating a stable score distribution.</w:t>
       </w:r>
     </w:p>
     <w:p>
@@ -2794,7 +2794,7 @@
           <w:i/>
           <w:color w:val="595959"/>
         </w:rPr>
-        <w:t>The top decile shows a real mean predicted default probability of 37.23% against an actual observed rate of 21.67%.</w:t>
+        <w:t>The top decile shows a real mean predicted default probability of 35.82% against an actual observed rate of 20.00%.</w:t>
       </w:r>
     </w:p>
     <w:p>
@@ -2815,22 +2815,22 @@
     </w:p>
     <w:p>
       <w:r>
-        <w:t>Exposure of correctly-flagged high-risk applications (true positives): $740,368.</w:t>
+        <w:t>Exposure of correctly-flagged high-risk applications (true positives): $742,500.</w:t>
       </w:r>
     </w:p>
     <w:p>
       <w:r>
-        <w:t>Exposure of missed defaulters (false negatives): $43,536,212.</w:t>
+        <w:t>Exposure of missed defaulters (false negatives): $43,534,076.</w:t>
       </w:r>
     </w:p>
     <w:p>
       <w:r>
-        <w:t>Exposure of false alarms — good applications incorrectly flagged (false positives): $1,810,661.</w:t>
+        <w:t>Exposure of false alarms — good applications incorrectly flagged (false positives): $481,625.</w:t>
       </w:r>
     </w:p>
     <w:p>
       <w:r>
-        <w:t>ASSUMPTION (Basel III Foundation IRB unsecured-retail LGD convention, 45%): applied only to captured exposure, illustrative estimated loss prevented = $333,166. This is a labeled estimate, not a real observed figure.</w:t>
+        <w:t>ASSUMPTION (Basel III Foundation IRB unsecured-retail LGD convention, 45%): applied only to captured exposure, illustrative estimated loss prevented = $334,125. This is a labeled estimate, not a real observed figure.</w:t>
       </w:r>
     </w:p>
     <w:p>
@@ -2846,7 +2846,7 @@
           <w:i/>
           <w:color w:val="595959"/>
         </w:rPr>
-        <w:t>Of $259,486,224 in real total holdout credit exposure, the model correctly flags $740,368 of at-risk exposure (capture rate 2.9% of real defaulters).</w:t>
+        <w:t>Of $259,486,224 in real total holdout credit exposure, the model correctly flags $742,500 of at-risk exposure (capture rate 2.0% of real defaulters).</w:t>
       </w:r>
     </w:p>
     <w:p>
@@ -2855,7 +2855,7 @@
           <w:i/>
           <w:color w:val="595959"/>
         </w:rPr>
-        <w:t>$43,536,212 of exposure is missed (false negatives) and $1,810,661 is flagged on good applications that did not default (false alarms).</w:t>
+        <w:t>$43,534,076 of exposure is missed (false negatives) and $481,625 is flagged on good applications that did not default (false alarms).</w:t>
       </w:r>
     </w:p>
     <w:p>
@@ -2864,7 +2864,7 @@
           <w:i/>
           <w:color w:val="595959"/>
         </w:rPr>
-        <w:t>ASSUMPTION (Basel III Foundation IRB unsecured-retail LGD, 45%): applied only to captured exposure, illustrative estimated loss prevented = $333,166.</w:t>
+        <w:t>ASSUMPTION (Basel III Foundation IRB unsecured-retail LGD, 45%): applied only to captured exposure, illustrative estimated loss prevented = $334,125.</w:t>
       </w:r>
     </w:p>
     <w:p>
